--- a/word_reports/LP_0374_위치_412_Werner Müller_Spectacular.docx
+++ b/word_reports/LP_0374_위치_412_Werner Müller_Spectacular.docx
@@ -4,7 +4,7 @@
   <w:body>
     <w:p>
       <w:pPr>
-        <w:spacing w:after="280"/>
+        <w:spacing w:after="80"/>
       </w:pPr>
       <w:r>
         <w:rPr w:rFonts="맑은 고딕">
@@ -13,94 +13,47 @@
           <w:color w:val="1E3A8A"/>
           <w:sz w:val="30"/>
         </w:rPr>
-        <w:t>[412] Werner Müller - Spectacular Tangos</w:t>
+        <w:t>Werner Müller (베르너 뮐러) - Spectacular Tangos</w:t>
       </w:r>
     </w:p>
     <w:p>
       <w:pPr>
-        <w:spacing w:after="320"/>
+        <w:spacing w:after="240"/>
       </w:pPr>
       <w:r>
         <w:rPr w:rFonts="맑은 고딕">
           <w:rFonts w:ascii="맑은 고딕" w:hAnsi="맑은 고딕" w:eastAsia="맑은 고딕"/>
           <w:b/>
-          <w:sz w:val="20"/>
+          <w:color w:val="4B5563"/>
+          <w:sz w:val="22"/>
         </w:rPr>
-        <w:t>■ 위치 : 412</w:t>
-        <w:br/>
-      </w:r>
-      <w:r>
-        <w:rPr w:rFonts="맑은 고딕">
-          <w:rFonts w:ascii="맑은 고딕" w:hAnsi="맑은 고딕" w:eastAsia="맑은 고딕"/>
-          <w:b/>
-          <w:sz w:val="20"/>
-        </w:rPr>
-        <w:t>■ 아티스트 : Werner Müller</w:t>
-        <w:br/>
-      </w:r>
-      <w:r>
-        <w:rPr w:rFonts="맑은 고딕">
-          <w:rFonts w:ascii="맑은 고딕" w:hAnsi="맑은 고딕" w:eastAsia="맑은 고딕"/>
-          <w:b/>
-          <w:sz w:val="20"/>
-        </w:rPr>
-        <w:t>■ 앨범명 : Spectacular Tangos</w:t>
-        <w:br/>
-      </w:r>
-      <w:r>
-        <w:rPr w:rFonts="맑은 고딕">
-          <w:rFonts w:ascii="맑은 고딕" w:hAnsi="맑은 고딕" w:eastAsia="맑은 고딕"/>
-          <w:b w:val="0"/>
-          <w:sz w:val="20"/>
-        </w:rPr>
-        <w:t>■ 음반 레이블 : Decca (Phase 4 Stereo)</w:t>
-        <w:br/>
-      </w:r>
-      <w:r>
-        <w:rPr w:rFonts="맑은 고딕">
-          <w:rFonts w:ascii="맑은 고딕" w:hAnsi="맑은 고딕" w:eastAsia="맑은 고딕"/>
-          <w:b w:val="0"/>
-          <w:sz w:val="20"/>
-        </w:rPr>
-        <w:t>■ 발매년도 : 1967</w:t>
-        <w:br/>
-      </w:r>
-      <w:r>
-        <w:rPr w:rFonts="맑은 고딕">
-          <w:rFonts w:ascii="맑은 고딕" w:hAnsi="맑은 고딕" w:eastAsia="맑은 고딕"/>
-          <w:b w:val="0"/>
-          <w:sz w:val="20"/>
-        </w:rPr>
-        <w:t>■ 장르 : 이지 리스닝 / 팝 오케스트라 / 탱고 (Easy Listening / Orchestral Pop / Tango)</w:t>
-        <w:br/>
-      </w:r>
-      <w:r>
-        <w:rPr w:rFonts="맑은 고딕">
-          <w:rFonts w:ascii="맑은 고딕" w:hAnsi="맑은 고딕" w:eastAsia="맑은 고딕"/>
-          <w:b w:val="0"/>
-          <w:sz w:val="20"/>
-        </w:rPr>
-        <w:t>■ 주요 수록곡 : 1. La Cumparsita</w:t>
-        <w:br/>
+        <w:t>위치 :  412</w:t>
       </w:r>
     </w:p>
     <w:p>
       <w:pPr>
-        <w:spacing w:after="160"/>
+        <w:spacing w:line="324" w:lineRule="auto" w:before="80" w:after="160"/>
       </w:pPr>
       <w:r>
         <w:rPr w:rFonts="맑은 고딕">
           <w:rFonts w:ascii="맑은 고딕" w:hAnsi="맑은 고딕" w:eastAsia="맑은 고딕"/>
           <w:b/>
           <w:color w:val="1F2937"/>
-          <w:sz w:val="24"/>
+          <w:sz w:val="22"/>
         </w:rPr>
-        <w:t>■ 음반 해설 및 감상 가이드</w:t>
+        <w:t xml:space="preserve">[음반 소개] </w:t>
+      </w:r>
+      <w:r>
+        <w:rPr w:rFonts="맑은 고딕">
+          <w:rFonts w:ascii="맑은 고딕" w:hAnsi="맑은 고딕" w:eastAsia="맑은 고딕"/>
+          <w:b w:val="0"/>
+          <w:sz w:val="21"/>
+        </w:rPr>
       </w:r>
     </w:p>
     <w:p>
       <w:pPr>
-        <w:spacing w:line="312" w:lineRule="auto" w:after="120"/>
+        <w:spacing w:line="324" w:lineRule="auto" w:after="120"/>
       </w:pPr>
       <w:r>
         <w:rPr w:rFonts="맑은 고딕">
@@ -108,51 +61,516 @@
           <w:b w:val="0"/>
           <w:sz w:val="21"/>
         </w:rPr>
-        <w:t>독일 출신의 거장 관현악 편곡자이자 지휘자인 베르너 뮐러(Werner Müller)가 이끄는 오케스트라의 《Spectacular Tangos》는 1960년대 오케스트럴 이지 리스닝 음악의 정수를 보여주는 명반입니다. 본 음반은 당대 입체 음향 기술의 신기원을 열었던 데카(Decca) 레이블의 '페이즈 4 스테레오(Phase 4 Stereo)' 기술로 녹음되어, 음악 팬들에게 압도적인 음향적 충격과 청각적 사치를 선사했습니다. 남미 정통 탱고가 지닌 원초적 열정과 유럽 클래식 오케스트레이션의 우아함이 완벽한 균형을 이루는 역작으로 평가받습니다.</w:t>
+        <w:t>아르헨티나의 깊은 뒷골목에서 피어난 탱고의 원초적 관능과 애수가 유럽 관현악의 찬란한 세련미를 만나 비할 데 없는 예술적 정점으로 승화한 기념비적 음반입니다. 독일 경음악계의 거장 베르너 뮐러는 특유의 화려하면서도 치밀한 편곡으로 탱고 특유의 날카로운 리듬 속에 비단결 같은 현악의 낭만을 정교하게 수놓았습니다. 덱카(Decca)의 전설적인 ‘페이즈 4 스테레오(Phase 4 Stereo)’ 기술로 포착해 낸 입체적인 음향 무대는 반세기가 흐른 오늘날에도 붉은 장미빛 열정과 아련한 노스탤지어를 청자의 가슴에 생생히 일깨웁니다.</w:t>
       </w:r>
     </w:p>
     <w:p>
       <w:pPr>
-        <w:spacing w:line="312" w:lineRule="auto" w:after="120"/>
+        <w:spacing w:line="324" w:lineRule="auto" w:before="200" w:after="80"/>
       </w:pPr>
+      <w:r>
+        <w:rPr w:rFonts="맑은 고딕">
+          <w:rFonts w:ascii="맑은 고딕" w:hAnsi="맑은 고딕" w:eastAsia="맑은 고딕"/>
+          <w:b/>
+          <w:color w:val="1E3A8A"/>
+          <w:sz w:val="24"/>
+        </w:rPr>
+        <w:t>1. 음반 데이터</w:t>
+      </w:r>
+    </w:p>
+    <w:p>
+      <w:pPr>
+        <w:spacing w:line="324" w:lineRule="auto" w:after="80"/>
+      </w:pPr>
+      <w:r>
+        <w:rPr w:rFonts="맑은 고딕">
+          <w:rFonts w:ascii="맑은 고딕" w:hAnsi="맑은 고딕" w:eastAsia="맑은 고딕"/>
+          <w:b w:val="0"/>
+          <w:color w:val="6B7280"/>
+          <w:sz w:val="21"/>
+        </w:rPr>
+        <w:t xml:space="preserve">· </w:t>
+      </w:r>
+      <w:r>
+        <w:rPr w:rFonts="맑은 고딕">
+          <w:rFonts w:ascii="맑은 고딕" w:hAnsi="맑은 고딕" w:eastAsia="맑은 고딕"/>
+          <w:b/>
+          <w:color w:val="1F2937"/>
+          <w:sz w:val="21"/>
+        </w:rPr>
+        <w:t xml:space="preserve">앨범명: </w:t>
+      </w:r>
       <w:r>
         <w:rPr w:rFonts="맑은 고딕">
           <w:rFonts w:ascii="맑은 고딕" w:hAnsi="맑은 고딕" w:eastAsia="맑은 고딕"/>
           <w:b w:val="0"/>
           <w:sz w:val="21"/>
         </w:rPr>
-        <w:t>음악적으로 이 앨범은 '라 쿰파르시타(La Cumparsita)', '엘 초클로(El Choclo)' 등 불멸의 탱고 고전들을 현대적이고 화려한 대형 관현악으로 재해석했습니다. 베르너 뮐러 특유의 정교하고 유려한 현악 세션과 강렬하게 휘몰아치는 브라스의 대비는 탱고 본연의 관능미와 긴장감을 한층 극대화합니다. 정통 아르헨티나 탱고의 반도네온 중심 사운드에서 한 걸음 더 나아가, 시네마틱한 풍성함과 웅장한 사운드스케이프를 구현해 낸 점이 이 음반의 가장 큰 음악적 가치입니다.</w:t>
+        <w:t>Spectacular Tangos</w:t>
       </w:r>
     </w:p>
     <w:p>
       <w:pPr>
-        <w:spacing w:line="312" w:lineRule="auto" w:after="120"/>
+        <w:spacing w:line="324" w:lineRule="auto" w:after="80"/>
       </w:pPr>
+      <w:r>
+        <w:rPr w:rFonts="맑은 고딕">
+          <w:rFonts w:ascii="맑은 고딕" w:hAnsi="맑은 고딕" w:eastAsia="맑은 고딕"/>
+          <w:b w:val="0"/>
+          <w:color w:val="6B7280"/>
+          <w:sz w:val="21"/>
+        </w:rPr>
+        <w:t xml:space="preserve">· </w:t>
+      </w:r>
+      <w:r>
+        <w:rPr w:rFonts="맑은 고딕">
+          <w:rFonts w:ascii="맑은 고딕" w:hAnsi="맑은 고딕" w:eastAsia="맑은 고딕"/>
+          <w:b/>
+          <w:color w:val="1F2937"/>
+          <w:sz w:val="21"/>
+        </w:rPr>
+        <w:t xml:space="preserve">아티스트: </w:t>
+      </w:r>
       <w:r>
         <w:rPr w:rFonts="맑은 고딕">
           <w:rFonts w:ascii="맑은 고딕" w:hAnsi="맑은 고딕" w:eastAsia="맑은 고딕"/>
           <w:b w:val="0"/>
           <w:sz w:val="21"/>
         </w:rPr>
-        <w:t>수록곡 중 'Jalousie'에서는 드라마틱한 강약 조절과 절묘한 휴지부(Pause)가 선사하는 음영의 대비가 단연 돋보이며, 'Hernando's Hideaway'에서는 은밀하면서도 위트 있는 편곡으로 오케스트라 탱고의 색다른 매력을 발산합니다. 스테레오 채널을 적극적으로 활용한 악기 배치의 입체감과 선명하게 포착된 타악기의 질감은 LP 오디오필(Audiophile) 음반으로서 감상의 즐거움을 극대화합니다.</w:t>
+        <w:t>Werner Müller (베르너 뮐러)</w:t>
       </w:r>
     </w:p>
     <w:p>
       <w:pPr>
-        <w:spacing w:line="312" w:lineRule="auto" w:after="120"/>
+        <w:spacing w:line="324" w:lineRule="auto" w:after="80"/>
       </w:pPr>
+      <w:r>
+        <w:rPr w:rFonts="맑은 고딕">
+          <w:rFonts w:ascii="맑은 고딕" w:hAnsi="맑은 고딕" w:eastAsia="맑은 고딕"/>
+          <w:b w:val="0"/>
+          <w:color w:val="6B7280"/>
+          <w:sz w:val="21"/>
+        </w:rPr>
+        <w:t xml:space="preserve">· </w:t>
+      </w:r>
+      <w:r>
+        <w:rPr w:rFonts="맑은 고딕">
+          <w:rFonts w:ascii="맑은 고딕" w:hAnsi="맑은 고딕" w:eastAsia="맑은 고딕"/>
+          <w:b/>
+          <w:color w:val="1F2937"/>
+          <w:sz w:val="21"/>
+        </w:rPr>
+        <w:t xml:space="preserve">발매 정보: </w:t>
+      </w:r>
       <w:r>
         <w:rPr w:rFonts="맑은 고딕">
           <w:rFonts w:ascii="맑은 고딕" w:hAnsi="맑은 고딕" w:eastAsia="맑은 고딕"/>
           <w:b w:val="0"/>
           <w:sz w:val="21"/>
         </w:rPr>
-        <w:t>《Spectacular Tangos》는 단순히 춤을 위한 반주 음악을 넘어, 듣는 이의 시각적 상상력을 자극하는 '감상용 탱고'의 정점을 보여줍니다. 시간이 흐른 지금도 20세기 중반 하이파이(Hi-Fi) 사운드의 황금기를 증언하는 유산으로 남아 있으며, 관현악의 웅장함 속에서 정열적인 라틴의 리듬을 품격 있게 즐기고자 하는 리스너들에게 훌륭한 선택이 될 것입니다.</w:t>
+        <w:t>1960년대 후반 오디오 테크놀로지의 비약적 도약을 상징하던 덱카/런던 레코드의 하이파이 간판 기획인 ‘페이즈 4 스테레오’ 시리즈로 기획·발매되어, 당대 오디오파일과 음악 애호가들을 동시에 매료시켰습니다.</w:t>
+      </w:r>
+    </w:p>
+    <w:p>
+      <w:pPr>
+        <w:spacing w:line="324" w:lineRule="auto" w:after="80"/>
+      </w:pPr>
+      <w:r>
+        <w:rPr w:rFonts="맑은 고딕">
+          <w:rFonts w:ascii="맑은 고딕" w:hAnsi="맑은 고딕" w:eastAsia="맑은 고딕"/>
+          <w:b w:val="0"/>
+          <w:color w:val="6B7280"/>
+          <w:sz w:val="21"/>
+        </w:rPr>
+        <w:t xml:space="preserve">· </w:t>
+      </w:r>
+      <w:r>
+        <w:rPr w:rFonts="맑은 고딕">
+          <w:rFonts w:ascii="맑은 고딕" w:hAnsi="맑은 고딕" w:eastAsia="맑은 고딕"/>
+          <w:b/>
+          <w:color w:val="1F2937"/>
+          <w:sz w:val="21"/>
+        </w:rPr>
+        <w:t xml:space="preserve">LP 인기도(판매량): </w:t>
+      </w:r>
+      <w:r>
+        <w:rPr w:rFonts="맑은 고딕">
+          <w:rFonts w:ascii="맑은 고딕" w:hAnsi="맑은 고딕" w:eastAsia="맑은 고딕"/>
+          <w:b w:val="0"/>
+          <w:sz w:val="21"/>
+        </w:rPr>
+        <w:t>발매와 동시에 경음악 및 인스트루멘털 차트 상위권에 안착하며 전 세계적인 히트를 기록하였고, 오디오 시연을 위한 최고의 표준 데모 LP로 널리 채택되며 오랜 세월 꾸준한 스테디셀러의 자리를 지켰습니다.</w:t>
+      </w:r>
+    </w:p>
+    <w:p>
+      <w:pPr>
+        <w:spacing w:line="324" w:lineRule="auto" w:after="80"/>
+      </w:pPr>
+      <w:r>
+        <w:rPr w:rFonts="맑은 고딕">
+          <w:rFonts w:ascii="맑은 고딕" w:hAnsi="맑은 고딕" w:eastAsia="맑은 고딕"/>
+          <w:b w:val="0"/>
+          <w:color w:val="6B7280"/>
+          <w:sz w:val="21"/>
+        </w:rPr>
+        <w:t xml:space="preserve">· </w:t>
+      </w:r>
+      <w:r>
+        <w:rPr w:rFonts="맑은 고딕">
+          <w:rFonts w:ascii="맑은 고딕" w:hAnsi="맑은 고딕" w:eastAsia="맑은 고딕"/>
+          <w:b/>
+          <w:color w:val="1F2937"/>
+          <w:sz w:val="21"/>
+        </w:rPr>
+        <w:t xml:space="preserve">각종 수상경력: </w:t>
+      </w:r>
+      <w:r>
+        <w:rPr w:rFonts="맑은 고딕">
+          <w:rFonts w:ascii="맑은 고딕" w:hAnsi="맑은 고딕" w:eastAsia="맑은 고딕"/>
+          <w:b w:val="0"/>
+          <w:sz w:val="21"/>
+        </w:rPr>
+        <w:t>제도권 대중음악상의 틀을 넘어 글로벌 오디오 및 음악 평단으로부터 "관현악 입체 음향의 한계를 넓힌 기술적·예술적 마스터피스"라는 상찬을 받으며 음향 녹음사의 주요 유산으로 공인되었습니다.</w:t>
+      </w:r>
+    </w:p>
+    <w:p>
+      <w:pPr>
+        <w:spacing w:line="324" w:lineRule="auto" w:before="200" w:after="80"/>
+      </w:pPr>
+      <w:r>
+        <w:rPr w:rFonts="맑은 고딕">
+          <w:rFonts w:ascii="맑은 고딕" w:hAnsi="맑은 고딕" w:eastAsia="맑은 고딕"/>
+          <w:b/>
+          <w:color w:val="1E3A8A"/>
+          <w:sz w:val="24"/>
+        </w:rPr>
+        <w:t>2. 아티스트 정보</w:t>
+      </w:r>
+    </w:p>
+    <w:p>
+      <w:pPr>
+        <w:spacing w:line="324" w:lineRule="auto" w:after="80"/>
+      </w:pPr>
+      <w:r>
+        <w:rPr w:rFonts="맑은 고딕">
+          <w:rFonts w:ascii="맑은 고딕" w:hAnsi="맑은 고딕" w:eastAsia="맑은 고딕"/>
+          <w:b w:val="0"/>
+          <w:color w:val="6B7280"/>
+          <w:sz w:val="21"/>
+        </w:rPr>
+        <w:t xml:space="preserve">· </w:t>
+      </w:r>
+      <w:r>
+        <w:rPr w:rFonts="맑은 고딕">
+          <w:rFonts w:ascii="맑은 고딕" w:hAnsi="맑은 고딕" w:eastAsia="맑은 고딕"/>
+          <w:b/>
+          <w:color w:val="1F2937"/>
+          <w:sz w:val="21"/>
+        </w:rPr>
+        <w:t xml:space="preserve">국적: </w:t>
+      </w:r>
+      <w:r>
+        <w:rPr w:rFonts="맑은 고딕">
+          <w:rFonts w:ascii="맑은 고딕" w:hAnsi="맑은 고딕" w:eastAsia="맑은 고딕"/>
+          <w:b w:val="0"/>
+          <w:sz w:val="21"/>
+        </w:rPr>
+        <w:t>독일 (Germany)</w:t>
+      </w:r>
+    </w:p>
+    <w:p>
+      <w:pPr>
+        <w:spacing w:line="324" w:lineRule="auto" w:after="80"/>
+      </w:pPr>
+      <w:r>
+        <w:rPr w:rFonts="맑은 고딕">
+          <w:rFonts w:ascii="맑은 고딕" w:hAnsi="맑은 고딕" w:eastAsia="맑은 고딕"/>
+          <w:b w:val="0"/>
+          <w:color w:val="6B7280"/>
+          <w:sz w:val="21"/>
+        </w:rPr>
+        <w:t xml:space="preserve">· </w:t>
+      </w:r>
+      <w:r>
+        <w:rPr w:rFonts="맑은 고딕">
+          <w:rFonts w:ascii="맑은 고딕" w:hAnsi="맑은 고딕" w:eastAsia="맑은 고딕"/>
+          <w:b/>
+          <w:color w:val="1F2937"/>
+          <w:sz w:val="21"/>
+        </w:rPr>
+        <w:t xml:space="preserve">생몰년도: </w:t>
+      </w:r>
+      <w:r>
+        <w:rPr w:rFonts="맑은 고딕">
+          <w:rFonts w:ascii="맑은 고딕" w:hAnsi="맑은 고딕" w:eastAsia="맑은 고딕"/>
+          <w:b w:val="0"/>
+          <w:sz w:val="21"/>
+        </w:rPr>
+        <w:t>1920년 8월 2일 ~ 1998년 12월 28일</w:t>
+      </w:r>
+    </w:p>
+    <w:p>
+      <w:pPr>
+        <w:spacing w:line="324" w:lineRule="auto" w:after="80"/>
+      </w:pPr>
+      <w:r>
+        <w:rPr w:rFonts="맑은 고딕">
+          <w:rFonts w:ascii="맑은 고딕" w:hAnsi="맑은 고딕" w:eastAsia="맑은 고딕"/>
+          <w:b w:val="0"/>
+          <w:color w:val="6B7280"/>
+          <w:sz w:val="21"/>
+        </w:rPr>
+        <w:t xml:space="preserve">· </w:t>
+      </w:r>
+      <w:r>
+        <w:rPr w:rFonts="맑은 고딕">
+          <w:rFonts w:ascii="맑은 고딕" w:hAnsi="맑은 고딕" w:eastAsia="맑은 고딕"/>
+          <w:b/>
+          <w:color w:val="1F2937"/>
+          <w:sz w:val="21"/>
+        </w:rPr>
+        <w:t xml:space="preserve">그룹 소속: </w:t>
+      </w:r>
+      <w:r>
+        <w:rPr w:rFonts="맑은 고딕">
+          <w:rFonts w:ascii="맑은 고딕" w:hAnsi="맑은 고딕" w:eastAsia="맑은 고딕"/>
+          <w:b w:val="0"/>
+          <w:sz w:val="21"/>
+        </w:rPr>
+        <w:t>베르너 뮐러 오케스트라 (Werner Müller and His Orchestra)</w:t>
+      </w:r>
+    </w:p>
+    <w:p>
+      <w:pPr>
+        <w:spacing w:line="324" w:lineRule="auto" w:after="80"/>
+      </w:pPr>
+      <w:r>
+        <w:rPr w:rFonts="맑은 고딕">
+          <w:rFonts w:ascii="맑은 고딕" w:hAnsi="맑은 고딕" w:eastAsia="맑은 고딕"/>
+          <w:b w:val="0"/>
+          <w:color w:val="6B7280"/>
+          <w:sz w:val="21"/>
+        </w:rPr>
+        <w:t xml:space="preserve">· </w:t>
+      </w:r>
+      <w:r>
+        <w:rPr w:rFonts="맑은 고딕">
+          <w:rFonts w:ascii="맑은 고딕" w:hAnsi="맑은 고딕" w:eastAsia="맑은 고딕"/>
+          <w:b/>
+          <w:color w:val="1F2937"/>
+          <w:sz w:val="21"/>
+        </w:rPr>
+        <w:t xml:space="preserve">아티스트 소개: </w:t>
+      </w:r>
+      <w:r>
+        <w:rPr w:rFonts="맑은 고딕">
+          <w:rFonts w:ascii="맑은 고딕" w:hAnsi="맑은 고딕" w:eastAsia="맑은 고딕"/>
+          <w:b w:val="0"/>
+          <w:sz w:val="21"/>
+        </w:rPr>
+        <w:t>베르너 뮐러는 전후 서베를린 RIAS 무도관현악단의 지휘봉을 잡으며 유럽 라이트 뮤직의 황금기를 주도한 전설적인 지휘자이자 편곡자입니다. 스윙 재즈의 강렬한 다이내믹스와 클래식의 우아한 구조미를 절묘하게 융합하여 전 세계 오케스트라 팝 역사에 지울 수 없는 위대한 족적을 남겼습니다.</w:t>
+      </w:r>
+    </w:p>
+    <w:p>
+      <w:pPr>
+        <w:spacing w:line="324" w:lineRule="auto" w:before="200" w:after="80"/>
+      </w:pPr>
+      <w:r>
+        <w:rPr w:rFonts="맑은 고딕">
+          <w:rFonts w:ascii="맑은 고딕" w:hAnsi="맑은 고딕" w:eastAsia="맑은 고딕"/>
+          <w:b/>
+          <w:color w:val="1E3A8A"/>
+          <w:sz w:val="24"/>
+        </w:rPr>
+        <w:t>3. 음반 상세 분석</w:t>
+      </w:r>
+    </w:p>
+    <w:p>
+      <w:pPr>
+        <w:spacing w:line="324" w:lineRule="auto" w:after="80"/>
+      </w:pPr>
+      <w:r>
+        <w:rPr w:rFonts="맑은 고딕">
+          <w:rFonts w:ascii="맑은 고딕" w:hAnsi="맑은 고딕" w:eastAsia="맑은 고딕"/>
+          <w:b w:val="0"/>
+          <w:color w:val="6B7280"/>
+          <w:sz w:val="21"/>
+        </w:rPr>
+        <w:t xml:space="preserve">· </w:t>
+      </w:r>
+      <w:r>
+        <w:rPr w:rFonts="맑은 고딕">
+          <w:rFonts w:ascii="맑은 고딕" w:hAnsi="맑은 고딕" w:eastAsia="맑은 고딕"/>
+          <w:b/>
+          <w:color w:val="1F2937"/>
+          <w:sz w:val="21"/>
+        </w:rPr>
+        <w:t xml:space="preserve">역사적 위치: </w:t>
+      </w:r>
+      <w:r>
+        <w:rPr w:rFonts="맑은 고딕">
+          <w:rFonts w:ascii="맑은 고딕" w:hAnsi="맑은 고딕" w:eastAsia="맑은 고딕"/>
+          <w:b w:val="0"/>
+          <w:sz w:val="21"/>
+        </w:rPr>
+        <w:t>민속 무곡의 거친 숨결을 품은 탱고를 대편성 심포닉 팝의 어법으로 가장 완벽하게 재해석해 낸 수작으로 평가받습니다. 1960년대 스테레오 녹음 사조의 최정점에서 화려한 다채로움과 서정적 품격을 동시에 성취해 낸 오케스트라 탱고의 교과서적인 명반입니다.</w:t>
+      </w:r>
+    </w:p>
+    <w:p>
+      <w:pPr>
+        <w:spacing w:line="324" w:lineRule="auto" w:after="80"/>
+      </w:pPr>
+      <w:r>
+        <w:rPr w:rFonts="맑은 고딕">
+          <w:rFonts w:ascii="맑은 고딕" w:hAnsi="맑은 고딕" w:eastAsia="맑은 고딕"/>
+          <w:b w:val="0"/>
+          <w:color w:val="6B7280"/>
+          <w:sz w:val="21"/>
+        </w:rPr>
+        <w:t xml:space="preserve">· </w:t>
+      </w:r>
+      <w:r>
+        <w:rPr w:rFonts="맑은 고딕">
+          <w:rFonts w:ascii="맑은 고딕" w:hAnsi="맑은 고딕" w:eastAsia="맑은 고딕"/>
+          <w:b/>
+          <w:color w:val="1F2937"/>
+          <w:sz w:val="21"/>
+        </w:rPr>
+        <w:t xml:space="preserve">시대의 흔적(스토리텔링): </w:t>
+      </w:r>
+      <w:r>
+        <w:rPr w:rFonts="맑은 고딕">
+          <w:rFonts w:ascii="맑은 고딕" w:hAnsi="맑은 고딕" w:eastAsia="맑은 고딕"/>
+          <w:b w:val="0"/>
+          <w:sz w:val="21"/>
+        </w:rPr>
+        <w:t>1960년대, 전후의 풍요 속에서 턴테이블과 진공관 오디오 앞에 모여 앉아 새로운 소리의 공간감을 탐미하던 당대 청춘들의 낭만적인 공기가 고스란히 배어 있습니다. 카페와 고급 살롱의 밤을 수놓았던 뮐러의 정열적인 선율은 도시적 고독과 이국에 대한 동경을 품고 살아가던 이들에게 가장 달콤하고 매혹적인 도피처가 되어 주었습니다.</w:t>
+      </w:r>
+    </w:p>
+    <w:p>
+      <w:pPr>
+        <w:spacing w:line="324" w:lineRule="auto" w:before="200" w:after="80"/>
+      </w:pPr>
+      <w:r>
+        <w:rPr w:rFonts="맑은 고딕">
+          <w:rFonts w:ascii="맑은 고딕" w:hAnsi="맑은 고딕" w:eastAsia="맑은 고딕"/>
+          <w:b/>
+          <w:color w:val="1E3A8A"/>
+          <w:sz w:val="24"/>
+        </w:rPr>
+        <w:t>4. 주요 수록곡 및 감상 제언</w:t>
+      </w:r>
+    </w:p>
+    <w:p>
+      <w:pPr>
+        <w:spacing w:line="324" w:lineRule="auto" w:after="80"/>
+      </w:pPr>
+      <w:r>
+        <w:rPr w:rFonts="맑은 고딕">
+          <w:rFonts w:ascii="맑은 고딕" w:hAnsi="맑은 고딕" w:eastAsia="맑은 고딕"/>
+          <w:b w:val="0"/>
+          <w:color w:val="6B7280"/>
+          <w:sz w:val="21"/>
+        </w:rPr>
+        <w:t xml:space="preserve">· </w:t>
+      </w:r>
+      <w:r>
+        <w:rPr w:rFonts="맑은 고딕">
+          <w:rFonts w:ascii="맑은 고딕" w:hAnsi="맑은 고딕" w:eastAsia="맑은 고딕"/>
+          <w:b/>
+          <w:color w:val="1F2937"/>
+          <w:sz w:val="21"/>
+        </w:rPr>
+        <w:t xml:space="preserve">주요 수록곡 특징: </w:t>
+      </w:r>
+      <w:r>
+        <w:rPr w:rFonts="맑은 고딕">
+          <w:rFonts w:ascii="맑은 고딕" w:hAnsi="맑은 고딕" w:eastAsia="맑은 고딕"/>
+          <w:b w:val="0"/>
+          <w:sz w:val="21"/>
+        </w:rPr>
+        <w:t>탱고의 영원한 고전 ‘La Cumparsita’에서는 심장을 박동케 하는 극적인 타악과 휘몰아치는 현악의 웅장함이 숨을 멎게 하며, ‘Jalousie(질투)’에서는 처연한 바이올린 솔로가 한 폭의 낭만주의 유화처럼 펼쳐집니다. 또한 ‘El Choclo’와 ‘Hernando's Hideaway’는 경쾌한 리듬과 관악기의 재치 있는 프레이징으로 뮐러 특유의 입체적인 악기 배치와 화려한 음색의 대비를 여실히 증명합니다.</w:t>
+      </w:r>
+    </w:p>
+    <w:p>
+      <w:pPr>
+        <w:spacing w:line="324" w:lineRule="auto" w:after="80"/>
+      </w:pPr>
+      <w:r>
+        <w:rPr w:rFonts="맑은 고딕">
+          <w:rFonts w:ascii="맑은 고딕" w:hAnsi="맑은 고딕" w:eastAsia="맑은 고딕"/>
+          <w:b w:val="0"/>
+          <w:color w:val="6B7280"/>
+          <w:sz w:val="21"/>
+        </w:rPr>
+        <w:t xml:space="preserve">· </w:t>
+      </w:r>
+      <w:r>
+        <w:rPr w:rFonts="맑은 고딕">
+          <w:rFonts w:ascii="맑은 고딕" w:hAnsi="맑은 고딕" w:eastAsia="맑은 고딕"/>
+          <w:b/>
+          <w:color w:val="1F2937"/>
+          <w:sz w:val="21"/>
+        </w:rPr>
+        <w:t xml:space="preserve">빈티지 감상 제언: </w:t>
+      </w:r>
+      <w:r>
+        <w:rPr w:rFonts="맑은 고딕">
+          <w:rFonts w:ascii="맑은 고딕" w:hAnsi="맑은 고딕" w:eastAsia="맑은 고딕"/>
+          <w:b w:val="0"/>
+          <w:sz w:val="21"/>
+        </w:rPr>
+        <w:t>진공관 앰프가 충분히 예열된 후 바늘이 소리골을 스칠 때 피어오르는, 아날로그 특유의 풍성한 질감과 공기감이 일품입니다. 좌우 스피커를 가득 채우는 캐스터네츠의 명료한 타격음과 묵직한 콘트라베이스, 그리고 공간을 감싸는 현악의 윤택한 배음은 오직 빈티지 턴테이블 사운드로만 온전히 누릴 수 있는 특권입니다.</w:t>
+      </w:r>
+    </w:p>
+    <w:p>
+      <w:pPr>
+        <w:spacing w:line="324" w:lineRule="auto" w:after="80"/>
+      </w:pPr>
+      <w:r>
+        <w:rPr w:rFonts="맑은 고딕">
+          <w:rFonts w:ascii="맑은 고딕" w:hAnsi="맑은 고딕" w:eastAsia="맑은 고딕"/>
+          <w:b w:val="0"/>
+          <w:color w:val="6B7280"/>
+          <w:sz w:val="21"/>
+        </w:rPr>
+        <w:t xml:space="preserve">· </w:t>
+      </w:r>
+      <w:r>
+        <w:rPr w:rFonts="맑은 고딕">
+          <w:rFonts w:ascii="맑은 고딕" w:hAnsi="맑은 고딕" w:eastAsia="맑은 고딕"/>
+          <w:b/>
+          <w:color w:val="1F2937"/>
+          <w:sz w:val="21"/>
+        </w:rPr>
+        <w:t xml:space="preserve">소장 가치: </w:t>
+      </w:r>
+      <w:r>
+        <w:rPr w:rFonts="맑은 고딕">
+          <w:rFonts w:ascii="맑은 고딕" w:hAnsi="맑은 고딕" w:eastAsia="맑은 고딕"/>
+          <w:b w:val="0"/>
+          <w:sz w:val="21"/>
+        </w:rPr>
+        <w:t>페이즈 4 스테레오의 아날로그 녹음 미학을 증명하는 소리 규격의 사료이자, 거장의 원숙한 편곡 예술을 만날 수 있는 물리적 매체로서 LP 컬렉터라면 결코 놓쳐서는 안 될 높은 소장 가치를 지닙니다.</w:t>
+      </w:r>
+    </w:p>
+    <w:p>
+      <w:pPr>
+        <w:spacing w:line="324" w:lineRule="auto" w:after="120" w:before="160"/>
+      </w:pPr>
+      <w:r>
+        <w:rPr w:rFonts="맑은 고딕">
+          <w:rFonts w:ascii="맑은 고딕" w:hAnsi="맑은 고딕" w:eastAsia="맑은 고딕"/>
+          <w:b/>
+          <w:color w:val="4338CA"/>
+          <w:sz w:val="21"/>
+        </w:rPr>
+        <w:t>이 음반을 통해 붉은 장미빛 열정과 우아한 관현악의 조화가 전해주는 감동을 다시 한번 경험해 보시는 것은 어떨까요?</w:t>
       </w:r>
     </w:p>
     <w:sectPr>
       <w:pgSz w:w="12240" w:h="15840"/>
-      <w:pgMar w:top="1440" w:right="1440" w:bottom="1440" w:left="1440" w:header="720" w:footer="720" w:gutter="0"/>
+      <w:pgMar w:top="1152" w:right="1296" w:bottom="1152" w:left="1296" w:header="720" w:footer="720" w:gutter="0"/>
       <w:cols w:space="720"/>
       <w:docGrid w:linePitch="360"/>
     </w:sectPr>

--- a/word_reports/LP_0374_위치_412_Werner Müller_Spectacular.docx
+++ b/word_reports/LP_0374_위치_412_Werner Müller_Spectacular.docx
@@ -32,7 +32,7 @@
     </w:p>
     <w:p>
       <w:pPr>
-        <w:spacing w:line="324" w:lineRule="auto" w:before="80" w:after="160"/>
+        <w:spacing w:line="324" w:lineRule="auto" w:before="80" w:after="120"/>
       </w:pPr>
       <w:r>
         <w:rPr w:rFonts="맑은 고딕">
@@ -42,13 +42,6 @@
           <w:sz w:val="22"/>
         </w:rPr>
         <w:t xml:space="preserve">[음반 소개] </w:t>
-      </w:r>
-      <w:r>
-        <w:rPr w:rFonts="맑은 고딕">
-          <w:rFonts w:ascii="맑은 고딕" w:hAnsi="맑은 고딕" w:eastAsia="맑은 고딕"/>
-          <w:b w:val="0"/>
-          <w:sz w:val="21"/>
-        </w:rPr>
       </w:r>
     </w:p>
     <w:p>
@@ -61,7 +54,46 @@
           <w:b w:val="0"/>
           <w:sz w:val="21"/>
         </w:rPr>
-        <w:t>아르헨티나의 깊은 뒷골목에서 피어난 탱고의 원초적 관능과 애수가 유럽 관현악의 찬란한 세련미를 만나 비할 데 없는 예술적 정점으로 승화한 기념비적 음반입니다. 독일 경음악계의 거장 베르너 뮐러는 특유의 화려하면서도 치밀한 편곡으로 탱고 특유의 날카로운 리듬 속에 비단결 같은 현악의 낭만을 정교하게 수놓았습니다. 덱카(Decca)의 전설적인 ‘페이즈 4 스테레오(Phase 4 Stereo)’ 기술로 포착해 낸 입체적인 음향 무대는 반세기가 흐른 오늘날에도 붉은 장미빛 열정과 아련한 노스탤지어를 청자의 가슴에 생생히 일깨웁니다.</w:t>
+        <w:t>남미의 눅눅한 뒷골목에서 피어난 탱고의 관능과 유럽 클래식 오케스트라의 장엄한 기품이 조우할 때, 음악은 단순한 리듬을 넘어 한 편의 서사시로 승화됩니다. 독일 경음악계의 거장 베르너 뮐러(Werner Müller)가 지휘봉을 잡고 빚어낸 앨범 『Spectacular Tangos』는 1960년대 하이파이(Hi-Fi) 스테레오 사운드의 황금기를 상징하는 기념비적인 명반입니다. 부에노스아이레스의 거친 열정을 정교한 유럽식 심포닉 어레인지먼트로 재해석한 이 앨범은, 대중음악이 도달할 수 있는 가장 화려하고 입체적인 미학을 여실히 보여줍니다.</w:t>
+      </w:r>
+    </w:p>
+    <w:p>
+      <w:pPr>
+        <w:spacing w:line="324" w:lineRule="auto" w:after="120"/>
+      </w:pPr>
+      <w:r>
+        <w:rPr w:rFonts="맑은 고딕">
+          <w:rFonts w:ascii="맑은 고딕" w:hAnsi="맑은 고딕" w:eastAsia="맑은 고딕"/>
+          <w:b w:val="0"/>
+          <w:sz w:val="21"/>
+        </w:rPr>
+        <w:t>당시 데카(Decca/London) 레이블이 자랑하던 혁신적인 녹음 기술인 ‘페이스 4 스테레오(Phase 4 Stereo)’의 정점을 기록한 이 음반은, 탄생 직후부터 오디오 애호가들과 음악 애호가 모두를 매료시켰습니다. 베르너 뮐러는 반도네온의 애상적인 울림과 거친 스타카토를 거대한 현악 세션의 유려한 물결과 포효하는 금관악기로 치환하여, 광활한 음장감 속에 한 치의 오차도 없는 다이내믹스를 구현해 냈습니다. 이는 탱고를 무도장의 춤곡에서 감상의 극치를 선사하는 콘서트홀의 예술 음악으로 완벽하게 격상시킨 일대 사건이었습니다.</w:t>
+      </w:r>
+    </w:p>
+    <w:p>
+      <w:pPr>
+        <w:spacing w:line="324" w:lineRule="auto" w:after="120"/>
+      </w:pPr>
+      <w:r>
+        <w:rPr w:rFonts="맑은 고딕">
+          <w:rFonts w:ascii="맑은 고딕" w:hAnsi="맑은 고딕" w:eastAsia="맑은 고딕"/>
+          <w:b w:val="0"/>
+          <w:sz w:val="21"/>
+        </w:rPr>
+        <w:t>베르너 뮐러가 평생을 바쳐 추구했던 철학은 ‘엄격한 정통 관현악 기법과 대중적 서정미의 조화’였습니다. 그는 원곡이 지닌 비극적 낭만과 원초적 리듬의 뼈대를 고스란히 살려두면서도, 현대적인 편곡을 덧입혀 시대를 초월하는 보편적 감동을 구축했습니다. 악기 하나하나가 살아 숨 쉬는 듯한 음향 설계 속에는 삶의 환희와 비탄, 그리고 사랑의 격정이 고스란히 응축되어 있으며, 청자로 하여금 붉은 장미 한 송이를 입에 문 무희의 격렬한 스텝을 눈앞에서 마주하는 듯한 시각적 환영을 불러일으킵니다.</w:t>
+      </w:r>
+    </w:p>
+    <w:p>
+      <w:pPr>
+        <w:spacing w:line="324" w:lineRule="auto" w:after="120"/>
+      </w:pPr>
+      <w:r>
+        <w:rPr w:rFonts="맑은 고딕">
+          <w:rFonts w:ascii="맑은 고딕" w:hAnsi="맑은 고딕" w:eastAsia="맑은 고딕"/>
+          <w:b w:val="0"/>
+          <w:sz w:val="21"/>
+        </w:rPr>
+        <w:t>반세기가 훌쩍 지난 오늘날에도 이 음반이 퇴색하지 않는 생명력을 자랑하는 이유는 아날로그 전성기가 남긴 타협 없는 장인 정신 덕분입니다. 디지털의 차가운 해상도로는 결코 포착할 수 없는 바이올린 군의 팽팽한 장력과 타악기의 공명은 세월의 먼지를 털어낼 때마다 깊은 서정적 울림으로 되살아납니다. 『Spectacular Tangos』는 단순한 복고적 향수를 넘어, 오케스트라 사운드가 뿜어낼 수 있는 순수한 관능과 품격의 극점을 청자에게 영원토록 증언하고 있습니다.</w:t>
       </w:r>
     </w:p>
     <w:p>
@@ -168,7 +200,7 @@
           <w:b w:val="0"/>
           <w:sz w:val="21"/>
         </w:rPr>
-        <w:t>1960년대 후반 오디오 테크놀로지의 비약적 도약을 상징하던 덱카/런던 레코드의 하이파이 간판 기획인 ‘페이즈 4 스테레오’ 시리즈로 기획·발매되어, 당대 오디오파일과 음악 애호가들을 동시에 매료시켰습니다.</w:t>
+        <w:t>1967년 영국 데카(Decca) 및 미국 런던(London) 레코드의 하이엔드 오디오파일 라인업인 ‘Phase 4 Stereo’ 시리즈로 발매되어 입체 음향의 극치를 과시한 역사적 음반.</w:t>
       </w:r>
     </w:p>
     <w:p>
@@ -199,7 +231,7 @@
           <w:b w:val="0"/>
           <w:sz w:val="21"/>
         </w:rPr>
-        <w:t>발매와 동시에 경음악 및 인스트루멘털 차트 상위권에 안착하며 전 세계적인 히트를 기록하였고, 오디오 시연을 위한 최고의 표준 데모 LP로 널리 채택되며 오랜 세월 꾸준한 스테디셀러의 자리를 지켰습니다.</w:t>
+        <w:t>발매 직후 미국과 유럽의 인스트루멘털 차트 상위권을 기록하며 폭발적인 상업적 성공을 거두었으며, 전 세계 오디오 애호가들의 필청 오디오 테스트 명반으로 자리 잡아 롱셀러를 기록함.</w:t>
       </w:r>
     </w:p>
     <w:p>
@@ -230,7 +262,7 @@
           <w:b w:val="0"/>
           <w:sz w:val="21"/>
         </w:rPr>
-        <w:t>제도권 대중음악상의 틀을 넘어 글로벌 오디오 및 음악 평단으로부터 "관현악 입체 음향의 한계를 넓힌 기술적·예술적 마스터피스"라는 상찬을 받으며 음향 녹음사의 주요 유산으로 공인되었습니다.</w:t>
+        <w:t>당대 유수의 오디오 전문지로부터 최우수 녹음 음반(Best Engineered Recording)으로 극찬을 받았으며, 경음악 오케스트라 편곡의 교과서로 공인받음.</w:t>
       </w:r>
     </w:p>
     <w:p>
@@ -337,7 +369,7 @@
           <w:b w:val="0"/>
           <w:sz w:val="21"/>
         </w:rPr>
-        <w:t>베르너 뮐러 오케스트라 (Werner Müller and His Orchestra)</w:t>
+        <w:t>솔로 (베르너 뮐러 오케스트라 / Werner Müller and His Orchestra 지휘자)</w:t>
       </w:r>
     </w:p>
     <w:p>
@@ -368,7 +400,7 @@
           <w:b w:val="0"/>
           <w:sz w:val="21"/>
         </w:rPr>
-        <w:t>베르너 뮐러는 전후 서베를린 RIAS 무도관현악단의 지휘봉을 잡으며 유럽 라이트 뮤직의 황금기를 주도한 전설적인 지휘자이자 편곡자입니다. 스윙 재즈의 강렬한 다이내믹스와 클래식의 우아한 구조미를 절묘하게 융합하여 전 세계 오케스트라 팝 역사에 지울 수 없는 위대한 족적을 남겼습니다.</w:t>
+        <w:t>서베를린 RIAS 댄스 오케스트라의 수장으로서 독일 대중음악의 부흥을 이끈 전설적인 마에스트로입니다. 클래식 음악의 엄격한 구조미와 팝·재즈의 유연성을 결합한 독보적인 편곡 감각으로 20세기 중후반 글로벌 이지리스닝 및 라이트 클래식 씬의 최정상에 군림했습니다.</w:t>
       </w:r>
     </w:p>
     <w:p>
@@ -413,7 +445,7 @@
           <w:b w:val="0"/>
           <w:sz w:val="21"/>
         </w:rPr>
-        <w:t>민속 무곡의 거친 숨결을 품은 탱고를 대편성 심포닉 팝의 어법으로 가장 완벽하게 재해석해 낸 수작으로 평가받습니다. 1960년대 스테레오 녹음 사조의 최정점에서 화려한 다채로움과 서정적 품격을 동시에 성취해 낸 오케스트라 탱고의 교과서적인 명반입니다.</w:t>
+        <w:t>남미의 전통 탱고 명곡들을 거대 편성의 심포닉 사운드로 완벽히 재창조하여, 라틴 음악과 유럽 오케스트라 팝의 찬란한 결합을 완성해 낸 크로스오버 역사의 기념비적 명반입니다.</w:t>
       </w:r>
     </w:p>
     <w:p>
@@ -444,7 +476,7 @@
           <w:b w:val="0"/>
           <w:sz w:val="21"/>
         </w:rPr>
-        <w:t>1960년대, 전후의 풍요 속에서 턴테이블과 진공관 오디오 앞에 모여 앉아 새로운 소리의 공간감을 탐미하던 당대 청춘들의 낭만적인 공기가 고스란히 배어 있습니다. 카페와 고급 살롱의 밤을 수놓았던 뮐러의 정열적인 선율은 도시적 고독과 이국에 대한 동경을 품고 살아가던 이들에게 가장 달콤하고 매혹적인 도피처가 되어 주었습니다.</w:t>
+        <w:t>1960년대 중후반, 전후 경제적 번영 속에서 새로운 문화적 탈출구를 찾던 중산층 가정의 거실을 고급스러운 살롱으로 탈바꿈시켰던 음반입니다. 턴테이블 바늘을 타고 흐르는 이국적인 탱고 선율은 당시 청춘들에게 미지의 세계에 대한 낭만적 동경과 세련된 감수성을 심어주었습니다.</w:t>
       </w:r>
     </w:p>
     <w:p>
@@ -489,7 +521,7 @@
           <w:b w:val="0"/>
           <w:sz w:val="21"/>
         </w:rPr>
-        <w:t>탱고의 영원한 고전 ‘La Cumparsita’에서는 심장을 박동케 하는 극적인 타악과 휘몰아치는 현악의 웅장함이 숨을 멎게 하며, ‘Jalousie(질투)’에서는 처연한 바이올린 솔로가 한 폭의 낭만주의 유화처럼 펼쳐집니다. 또한 ‘El Choclo’와 ‘Hernando's Hideaway’는 경쾌한 리듬과 관악기의 재치 있는 프레이징으로 뮐러 특유의 입체적인 악기 배치와 화려한 음색의 대비를 여실히 증명합니다.</w:t>
+        <w:t>탱고의 대명사인 「La Cumparsita」의 폭발적인 오케스트레이션, 비련의 정서를 유려한 바이올린 솔로와 극적인 금관으로 풀어낸 「Jalousie」, 그리고 묵직한 당김음 속에 리듬의 쾌감을 극대화한 「El Choclo」 등 익숙한 멜로디가 베르너 뮐러 특유의 입체적인 악기 배치로 눈부시게 재탄생했습니다.</w:t>
       </w:r>
     </w:p>
     <w:p>
@@ -520,7 +552,7 @@
           <w:b w:val="0"/>
           <w:sz w:val="21"/>
         </w:rPr>
-        <w:t>진공관 앰프가 충분히 예열된 후 바늘이 소리골을 스칠 때 피어오르는, 아날로그 특유의 풍성한 질감과 공기감이 일품입니다. 좌우 스피커를 가득 채우는 캐스터네츠의 명료한 타격음과 묵직한 콘트라베이스, 그리고 공간을 감싸는 현악의 윤택한 배음은 오직 빈티지 턴테이블 사운드로만 온전히 누릴 수 있는 특권입니다.</w:t>
+        <w:t>‘Phase 4 Stereo’의 진수가 담긴 좌우 채널의 명확한 분리도와 풍부한 중저역을 만끽하기 위해 진공관 앰프와 광대역 스피커 매칭을 추천합니다. 바늘이 소리골을 긁는 순간 피어오르는 캐스터네츠의 타격감과 콘트라베이스의 깊은 울림이 리스닝 룸 전체를 밀도 높게 감싸 안는 경이로운 공간감을 경험할 수 있습니다.</w:t>
       </w:r>
     </w:p>
     <w:p>
@@ -551,7 +583,7 @@
           <w:b w:val="0"/>
           <w:sz w:val="21"/>
         </w:rPr>
-        <w:t>페이즈 4 스테레오의 아날로그 녹음 미학을 증명하는 소리 규격의 사료이자, 거장의 원숙한 편곡 예술을 만날 수 있는 물리적 매체로서 LP 컬렉터라면 결코 놓쳐서는 안 될 높은 소장 가치를 지닙니다.</w:t>
+        <w:t>최상급 아날로그 마스터링 기술이 집약된 원반 프레싱의 희소성은 물론, 빈티지 오디오의 해상력과 다이내믹 레인지를 가늠하는 영원한 레퍼런스 바이닐로서 모든 클래식/팝 LP 컬렉터가 반드시 소장해야 할 마스터피스입니다.</w:t>
       </w:r>
     </w:p>
     <w:p>
@@ -565,7 +597,7 @@
           <w:color w:val="4338CA"/>
           <w:sz w:val="21"/>
         </w:rPr>
-        <w:t>이 음반을 통해 붉은 장미빛 열정과 우아한 관현악의 조화가 전해주는 감동을 다시 한번 경험해 보시는 것은 어떨까요?</w:t>
+        <w:t>이 음반을 통해 아날로그 황금기가 빚어낸 웅장한 관현악과 뜨거운 탱고의 선율이 전해주는 감동을 다시 한번 경험해 보시는 것은 어떨까요?</w:t>
       </w:r>
     </w:p>
     <w:sectPr>
